--- a/Web/Documentations/02_Specifications/2_Regles_metier/FinTrack_Regles_Metier_V1.2_Consolidee.docx
+++ b/Web/Documentations/02_Specifications/2_Regles_metier/FinTrack_Regles_Metier_V1.2_Consolidee.docx
@@ -3422,6 +3422,102 @@
       </w:pPr>
       <w:r>
         <w:t>L’accès aux données financières exige une authentification de l’utilisateur. Les mots de passe ne sont jamais stockés en clair.</w:t>
+      </w:r>
+    </w:p>
+    <w:p>
+      <w:pPr>
+        <w:pStyle w:val="Heading2"/>
+      </w:pPr>
+      <w:r>
+        <w:t>12.5 Opération « À qualifier » et solde</w:t>
+      </w:r>
+    </w:p>
+    <w:p>
+      <w:pPr>
+        <w:pStyle w:val="ListBullet"/>
+      </w:pPr>
+      <w:r>
+        <w:t>Une opération « À qualifier » modifie le solde du compte concerné : l’argent a réellement bougé et le solde doit rester explicable (RB-CO-004).</w:t>
+      </w:r>
+    </w:p>
+    <w:p>
+      <w:pPr>
+        <w:pStyle w:val="ListBullet"/>
+      </w:pPr>
+      <w:r>
+        <w:t>Tant qu’elle n’est pas qualifiée, elle n’est comptée ni comme revenu, ni comme dépense, ni comme transfert, remboursement, dette ou créance ; elle est exclue des budgets, analyses et indicateurs, et affichée à part comme montant en attente.</w:t>
+      </w:r>
+    </w:p>
+    <w:p>
+      <w:pPr>
+        <w:pStyle w:val="ListBullet"/>
+      </w:pPr>
+      <w:r>
+        <w:t>À la qualification, elle entre dans les calculs de sa nature sans modifier une seconde fois le solde du compte. Si elle est qualifiée en transfert, le compte de contrepartie est renseigné et son mouvement est créé à ce moment.</w:t>
+      </w:r>
+    </w:p>
+    <w:p>
+      <w:pPr>
+        <w:pStyle w:val="Heading2"/>
+      </w:pPr>
+      <w:r>
+        <w:t>12.6 Refus faute de fonds et historique du refus</w:t>
+      </w:r>
+    </w:p>
+    <w:p>
+      <w:pPr>
+        <w:pStyle w:val="ListBullet"/>
+      </w:pPr>
+      <w:r>
+        <w:t>Un transfert ou un remboursement de dette dont le montant dépasse les fonds du compte source est refusé : aucune opération n’est enregistrée et aucun solde ne change. Une dépense sans source suffisante est de même bloquée (RB-SF-005).</w:t>
+      </w:r>
+    </w:p>
+    <w:p>
+      <w:pPr>
+        <w:pStyle w:val="ListBullet"/>
+      </w:pPr>
+      <w:r>
+        <w:t>L’action refusée est historisée : date et heure, type d’opération, compte, montant, devise et motif du refus. Cette trace n’est pas une opération financière : elle n’entre dans aucun solde, revenu, dépense ou analyse.</w:t>
+      </w:r>
+    </w:p>
+    <w:p>
+      <w:pPr>
+        <w:pStyle w:val="Heading2"/>
+      </w:pPr>
+      <w:r>
+        <w:t>12.7 Dépense non planifiée</w:t>
+      </w:r>
+    </w:p>
+    <w:p>
+      <w:pPr>
+        <w:pStyle w:val="ListBullet"/>
+      </w:pPr>
+      <w:r>
+        <w:t>Une dépense non planifiée est une dépense réelle qui n’avait pas été définie ni prévue dans la planification lors de la répartition des dépenses par rapport à un budget. Elle n’est liée à aucune prévision et sa catégorie n’a pas de limite dans le budget de la période.</w:t>
+      </w:r>
+    </w:p>
+    <w:p>
+      <w:pPr>
+        <w:pStyle w:val="ListBullet"/>
+      </w:pPr>
+      <w:r>
+        <w:t>L’indicateur n’est calculé que pour les périodes où un budget ou une prévision existe. Une dépense non planifiée n’est jamais qualifiée d’inutile automatiquement (EF-AN-010).</w:t>
+      </w:r>
+    </w:p>
+    <w:p>
+      <w:pPr>
+        <w:pStyle w:val="Heading2"/>
+      </w:pPr>
+      <w:r>
+        <w:t>12.8 Sauvegarde de sécurité avant restauration</w:t>
+      </w:r>
+    </w:p>
+    <w:p>
+      <w:pPr>
+        <w:pStyle w:val="ListBullet"/>
+      </w:pPr>
+      <w:r>
+        <w:t>Avant toute restauration, le système crée automatiquement une sauvegarde de l’état actuel. Si elle échoue, la restauration n’est pas lancée. L’utilisateur peut ainsi revenir en arrière.</w:t>
       </w:r>
     </w:p>
     <w:p>
